--- a/offline_eval/single_turn_results/SINGLE_TURN_EVAL_SWEEP3_REPORT_DETAILED_2026-07-26.docx
+++ b/offline_eval/single_turn_results/SINGLE_TURN_EVAL_SWEEP3_REPORT_DETAILED_2026-07-26.docx
@@ -3281,7 +3281,7 @@
           <w:color w:val="55635F"/>
           <w:sz w:val="19"/>
         </w:rPr>
-        <w:t>The 200-scenario set splits 104 math / 96 geography cases (the two subjects in the Seychelles curriculum fixture). Math cases exercise numeric grading, working-request diagnosis and hint quality on computation; geography cases are recall- and reading-oriented. DIFF is math rate minus geography rate in percentage points; at n≈100 per subject, differences under ~10 points are within noise.</w:t>
+        <w:t>The 200-scenario set splits 104 math / 96 geography cases (the two subjects in the Seychelles curriculum fixture, 8 lessons each). The split is not 100/100 by design: the dataset is balanced at the ARCHETYPE level (evals/matrix.py), and 25 of the 26 situation archetypes are subject-neutral while one — arithmetic_slip, a student making a calculation error mid-working — only exists in math. Its 8 scenarios are exactly the 104−96 gap. Math cases exercise numeric grading, working-request diagnosis and hint quality on computation; geography cases are recall- and reading-oriented. DIFF is math rate minus geography rate in percentage points; at n≈100 per subject, differences under ~10 points are within noise.</w:t>
       </w:r>
     </w:p>
     <w:tbl>

--- a/offline_eval/single_turn_results/SINGLE_TURN_EVAL_SWEEP3_REPORT_DETAILED_2026-07-26.docx
+++ b/offline_eval/single_turn_results/SINGLE_TURN_EVAL_SWEEP3_REPORT_DETAILED_2026-07-26.docx
@@ -568,7 +568,7 @@
               <w:rPr>
                 <w:sz w:val="17"/>
               </w:rPr>
-              <w:t>—</w:t>
+              <w:t>88%</w:t>
             </w:r>
           </w:p>
         </w:tc>
@@ -952,7 +952,7 @@
               <w:rPr>
                 <w:sz w:val="17"/>
               </w:rPr>
-              <w:t>—</w:t>
+              <w:t>82%</w:t>
             </w:r>
           </w:p>
         </w:tc>
@@ -1080,7 +1080,7 @@
               <w:rPr>
                 <w:sz w:val="17"/>
               </w:rPr>
-              <w:t>—</w:t>
+              <w:t>86%</w:t>
             </w:r>
           </w:p>
         </w:tc>
@@ -1208,7 +1208,7 @@
               <w:rPr>
                 <w:sz w:val="17"/>
               </w:rPr>
-              <w:t>—</w:t>
+              <w:t>92%</w:t>
             </w:r>
           </w:p>
         </w:tc>
@@ -1336,7 +1336,7 @@
               <w:rPr>
                 <w:sz w:val="17"/>
               </w:rPr>
-              <w:t>—</w:t>
+              <w:t>86%</w:t>
             </w:r>
           </w:p>
         </w:tc>
@@ -1464,7 +1464,7 @@
               <w:rPr>
                 <w:sz w:val="17"/>
               </w:rPr>
-              <w:t>—</w:t>
+              <w:t>84%</w:t>
             </w:r>
           </w:p>
         </w:tc>
@@ -1592,7 +1592,7 @@
               <w:rPr>
                 <w:sz w:val="17"/>
               </w:rPr>
-              <w:t>—</w:t>
+              <w:t>90%</w:t>
             </w:r>
           </w:p>
         </w:tc>
@@ -1720,7 +1720,7 @@
               <w:rPr>
                 <w:sz w:val="17"/>
               </w:rPr>
-              <w:t>—</w:t>
+              <w:t>56%</w:t>
             </w:r>
           </w:p>
         </w:tc>
@@ -1848,7 +1848,7 @@
               <w:rPr>
                 <w:sz w:val="17"/>
               </w:rPr>
-              <w:t>—</w:t>
+              <w:t>86%</w:t>
             </w:r>
           </w:p>
         </w:tc>
@@ -1976,7 +1976,7 @@
               <w:rPr>
                 <w:sz w:val="17"/>
               </w:rPr>
-              <w:t>—</w:t>
+              <w:t>84%</w:t>
             </w:r>
           </w:p>
         </w:tc>
@@ -2104,7 +2104,7 @@
               <w:rPr>
                 <w:sz w:val="17"/>
               </w:rPr>
-              <w:t>—</w:t>
+              <w:t>74%</w:t>
             </w:r>
           </w:p>
         </w:tc>
@@ -2232,7 +2232,7 @@
               <w:rPr>
                 <w:sz w:val="17"/>
               </w:rPr>
-              <w:t>—</w:t>
+              <w:t>84%</w:t>
             </w:r>
           </w:p>
         </w:tc>
@@ -2360,7 +2360,7 @@
               <w:rPr>
                 <w:sz w:val="17"/>
               </w:rPr>
-              <w:t>—</w:t>
+              <w:t>86%</w:t>
             </w:r>
           </w:p>
         </w:tc>
@@ -2616,7 +2616,7 @@
               <w:rPr>
                 <w:sz w:val="17"/>
               </w:rPr>
-              <w:t>—</w:t>
+              <w:t>92%</w:t>
             </w:r>
           </w:p>
         </w:tc>
@@ -2872,7 +2872,7 @@
               <w:rPr>
                 <w:sz w:val="17"/>
               </w:rPr>
-              <w:t>—</w:t>
+              <w:t>82%</w:t>
             </w:r>
           </w:p>
         </w:tc>
@@ -3000,7 +3000,7 @@
               <w:rPr>
                 <w:sz w:val="17"/>
               </w:rPr>
-              <w:t>—</w:t>
+              <w:t>94%</w:t>
             </w:r>
           </w:p>
         </w:tc>
@@ -3256,7 +3256,7 @@
               <w:rPr>
                 <w:sz w:val="17"/>
               </w:rPr>
-              <w:t>—</w:t>
+              <w:t>88%</w:t>
             </w:r>
           </w:p>
         </w:tc>
@@ -6103,7 +6103,7 @@
         <w:pStyle w:val="ListBullet"/>
       </w:pPr>
       <w:r>
-        <w:t>glm-4.7 (88%) and qwen3-235b (76%) have no mt50 datum (dropped from that board by decision); their single-turn scores stand alone.</w:t>
+        <w:t>The most extreme divergence on either board is qwen3-next-80b-thinking: 40% single-turn yet 94% on mt50, where it SHARES THE BOARD LEAD. Its thinking traces cost it per-turn rubric points, but over whole sessions the protocol compliance and pacing dominate. gemini-3.1-pro (55% / 92%) and grok-4.20-reasoning (37% / 88%) follow the same pattern.</w:t>
       </w:r>
     </w:p>
     <w:p>
@@ -6342,7 +6342,7 @@
               <w:rPr>
                 <w:sz w:val="18"/>
               </w:rPr>
-              <w:t>offline_eval/multi_turn_results/mt50/ + MT50_BOARD_INTERIM_2026-07-26.docx</w:t>
+              <w:t>offline_eval/multi_turn_results/mt50/ + MT50_BOARD_FINAL_2026-07-27.docx</w:t>
             </w:r>
           </w:p>
         </w:tc>
